--- a/docx/Canapés de elaboración casera.docx
+++ b/docx/Canapés de elaboración casera.docx
@@ -4,89 +4,451 @@
   <w:body>
     <w:p>
       <w:pPr>
-        <w:spacing w:line="240" w:lineRule="atLeast"/>
-      </w:pPr>
-      <w:r>
+        <w:spacing w:line="360" w:lineRule="auto"/>
+        <w:jc w:val="both"/>
+        <w:rPr>
+          <w:b/>
+          <w:i/>
+          <w:sz w:val="24"/>
+          <w:szCs w:val="24"/>
+        </w:rPr>
+      </w:pPr>
+      <w:r>
+        <w:rPr>
+          <w:b/>
+          <w:i/>
+          <w:sz w:val="24"/>
+          <w:szCs w:val="24"/>
+          <w:u w:val="single"/>
+        </w:rPr>
+        <w:t>CANAPÉS DE PREPARACIÓN CASERA</w:t>
+      </w:r>
+    </w:p>
+    <w:p>
+      <w:pPr>
+        <w:pStyle w:val="Prrafodelista"/>
+        <w:numPr>
+          <w:ilvl w:val="0"/>
+          <w:numId w:val="4"/>
+        </w:numPr>
+        <w:spacing w:line="240" w:lineRule="auto"/>
+        <w:jc w:val="both"/>
+      </w:pPr>
+      <w:r>
+        <w:t>1.- Preparar con antelación todos los componentes.</w:t>
+      </w:r>
+    </w:p>
+    <w:p>
+      <w:pPr>
+        <w:pStyle w:val="Prrafodelista"/>
+        <w:numPr>
+          <w:ilvl w:val="0"/>
+          <w:numId w:val="4"/>
+        </w:numPr>
+        <w:spacing w:line="240" w:lineRule="auto"/>
+        <w:jc w:val="both"/>
+      </w:pPr>
+      <w:r>
+        <w:t>2.- Rebanadas de pan de molde, integral sin bordes.</w:t>
+      </w:r>
+    </w:p>
+    <w:p>
+      <w:pPr>
+        <w:pStyle w:val="Prrafodelista"/>
+        <w:numPr>
+          <w:ilvl w:val="0"/>
+          <w:numId w:val="4"/>
+        </w:numPr>
+        <w:spacing w:line="240" w:lineRule="auto"/>
+        <w:jc w:val="both"/>
+      </w:pPr>
+      <w:r>
+        <w:t>3.- Colocarlos sobre una band</w:t>
+      </w:r>
+      <w:r>
+        <w:t>eja de servir grande, para 4</w:t>
+      </w:r>
+      <w:r>
+        <w:t xml:space="preserve"> rebanadas.</w:t>
+      </w:r>
+    </w:p>
+    <w:p>
+      <w:pPr>
+        <w:pStyle w:val="Prrafodelista"/>
+        <w:numPr>
+          <w:ilvl w:val="0"/>
+          <w:numId w:val="4"/>
+        </w:numPr>
+        <w:spacing w:line="240" w:lineRule="auto"/>
+        <w:jc w:val="both"/>
+      </w:pPr>
+      <w:r>
+        <w:t xml:space="preserve">4.- Extender la base de cada tanda sobre el pan: </w:t>
+      </w:r>
+    </w:p>
+    <w:p>
+      <w:pPr>
+        <w:pStyle w:val="Prrafodelista"/>
+        <w:numPr>
+          <w:ilvl w:val="1"/>
+          <w:numId w:val="4"/>
+        </w:numPr>
+        <w:spacing w:line="240" w:lineRule="auto"/>
+        <w:jc w:val="both"/>
+      </w:pPr>
+      <w:r>
+        <w:t>Mantequilla.</w:t>
+      </w:r>
+    </w:p>
+    <w:p>
+      <w:pPr>
+        <w:pStyle w:val="Prrafodelista"/>
+        <w:numPr>
+          <w:ilvl w:val="1"/>
+          <w:numId w:val="4"/>
+        </w:numPr>
+        <w:spacing w:line="240" w:lineRule="auto"/>
+        <w:jc w:val="both"/>
+      </w:pPr>
+      <w:r>
+        <w:t>Mayonesa.</w:t>
+      </w:r>
+      <w:r>
+        <w:t xml:space="preserve"> (la envasada de extensión fácil)</w:t>
+      </w:r>
+    </w:p>
+    <w:p>
+      <w:pPr>
+        <w:pStyle w:val="Prrafodelista"/>
+        <w:numPr>
+          <w:ilvl w:val="1"/>
+          <w:numId w:val="4"/>
+        </w:numPr>
+        <w:spacing w:line="240" w:lineRule="auto"/>
+        <w:jc w:val="both"/>
+      </w:pPr>
+      <w:r>
+        <w:t>Queso de extende</w:t>
+      </w:r>
+      <w:r>
+        <w:t>r.</w:t>
+      </w:r>
+      <w:r>
+        <w:t xml:space="preserve"> (Philadelphia)</w:t>
+      </w:r>
+    </w:p>
+    <w:p>
+      <w:pPr>
+        <w:pStyle w:val="Prrafodelista"/>
+        <w:numPr>
+          <w:ilvl w:val="1"/>
+          <w:numId w:val="4"/>
+        </w:numPr>
+        <w:spacing w:line="240" w:lineRule="auto"/>
+        <w:jc w:val="both"/>
+      </w:pPr>
+      <w:r>
+        <w:t>Paté.</w:t>
+      </w:r>
+    </w:p>
+    <w:p>
+      <w:pPr>
+        <w:pStyle w:val="Prrafodelista"/>
+        <w:numPr>
+          <w:ilvl w:val="1"/>
+          <w:numId w:val="4"/>
+        </w:numPr>
+        <w:spacing w:line="240" w:lineRule="auto"/>
+        <w:jc w:val="both"/>
+      </w:pPr>
+      <w:r>
+        <w:t>Guacamole.</w:t>
+      </w:r>
+    </w:p>
+    <w:p>
+      <w:pPr>
+        <w:pStyle w:val="Prrafodelista"/>
+        <w:numPr>
+          <w:ilvl w:val="0"/>
+          <w:numId w:val="4"/>
+        </w:numPr>
+        <w:spacing w:line="240" w:lineRule="auto"/>
+        <w:jc w:val="both"/>
+      </w:pPr>
+      <w:r>
+        <w:t>5.- Cortar los panes en 4 porciones.</w:t>
+      </w:r>
+    </w:p>
+    <w:p>
+      <w:pPr>
+        <w:pStyle w:val="Prrafodelista"/>
+        <w:numPr>
+          <w:ilvl w:val="0"/>
+          <w:numId w:val="4"/>
+        </w:numPr>
+        <w:spacing w:line="240" w:lineRule="auto"/>
+        <w:jc w:val="both"/>
+      </w:pPr>
+      <w:r>
+        <w:t>6.- Caja de palillos.</w:t>
+      </w:r>
+      <w:bookmarkStart w:id="0" w:name="_GoBack"/>
+      <w:bookmarkEnd w:id="0"/>
+    </w:p>
+    <w:p>
+      <w:pPr>
+        <w:pStyle w:val="Prrafodelista"/>
+        <w:numPr>
+          <w:ilvl w:val="0"/>
+          <w:numId w:val="4"/>
+        </w:numPr>
+        <w:spacing w:line="240" w:lineRule="auto"/>
+        <w:jc w:val="both"/>
+      </w:pPr>
+      <w:r>
+        <w:t>7.- Preparar cuencos pequeños para colocar los distintos componentes ya cortados.</w:t>
+      </w:r>
+    </w:p>
+    <w:p>
+      <w:pPr>
+        <w:pStyle w:val="Prrafodelista"/>
+        <w:numPr>
+          <w:ilvl w:val="0"/>
+          <w:numId w:val="4"/>
+        </w:numPr>
+        <w:spacing w:line="240" w:lineRule="auto"/>
+        <w:jc w:val="both"/>
+      </w:pPr>
+      <w:r>
+        <w:t>8</w:t>
+      </w:r>
+      <w:r>
+        <w:t>.-</w:t>
+      </w:r>
+      <w:r>
+        <w:t xml:space="preserve"> Añadir los </w:t>
+      </w:r>
+      <w:r>
+        <w:t>ingredi</w:t>
+      </w:r>
+      <w:r>
+        <w:t>entes según el gusto, la</w:t>
+      </w:r>
+      <w:r>
+        <w:t xml:space="preserve"> combinación de sabores y colores</w:t>
+      </w:r>
+      <w:r>
+        <w:t xml:space="preserve"> en cada porción ya cortada</w:t>
+      </w:r>
+      <w:r>
+        <w:t>.</w:t>
+      </w:r>
+    </w:p>
+    <w:p>
+      <w:pPr>
+        <w:spacing w:line="360" w:lineRule="auto"/>
+        <w:jc w:val="both"/>
+        <w:rPr>
+          <w:u w:val="single"/>
+        </w:rPr>
+        <w:sectPr>
+          <w:pgSz w:w="11906" w:h="16838"/>
+          <w:pgMar w:top="720" w:right="720" w:bottom="720" w:left="720" w:header="708" w:footer="708" w:gutter="0"/>
+          <w:cols w:space="708"/>
+          <w:docGrid w:linePitch="360"/>
+        </w:sectPr>
+      </w:pPr>
+    </w:p>
+    <w:p>
+      <w:pPr>
+        <w:spacing w:line="360" w:lineRule="auto"/>
+        <w:ind w:left="708" w:firstLine="708"/>
+        <w:jc w:val="both"/>
         <w:rPr>
           <w:b/>
           <w:i/>
           <w:u w:val="single"/>
         </w:rPr>
-        <w:t>C A N A P É S</w:t>
-      </w:r>
-      <w:r>
-        <w:t xml:space="preserve"> </w:t>
-      </w:r>
-      <w:r>
-        <w:t xml:space="preserve">   (</w:t>
-      </w:r>
-      <w:r>
-        <w:t>sugerencias de canapés de preparación casera</w:t>
-      </w:r>
-      <w:r>
-        <w:t>)</w:t>
-      </w:r>
-    </w:p>
-    <w:p>
-      <w:pPr>
-        <w:pStyle w:val="Prrafodelista"/>
-        <w:numPr>
-          <w:ilvl w:val="0"/>
-          <w:numId w:val="4"/>
-        </w:numPr>
-        <w:spacing w:line="240" w:lineRule="auto"/>
-        <w:jc w:val="both"/>
-      </w:pPr>
-      <w:r>
-        <w:t>1.- Preparar con antelación todos los componentes.</w:t>
-      </w:r>
-    </w:p>
-    <w:p>
-      <w:pPr>
-        <w:pStyle w:val="Prrafodelista"/>
-        <w:numPr>
-          <w:ilvl w:val="0"/>
-          <w:numId w:val="4"/>
-        </w:numPr>
-        <w:spacing w:line="240" w:lineRule="auto"/>
-        <w:jc w:val="both"/>
-      </w:pPr>
-      <w:r>
-        <w:t>2.- Rebanadas de pan de molde, integral sin bordes.</w:t>
-      </w:r>
-    </w:p>
-    <w:p>
-      <w:pPr>
-        <w:pStyle w:val="Prrafodelista"/>
-        <w:numPr>
-          <w:ilvl w:val="0"/>
-          <w:numId w:val="4"/>
-        </w:numPr>
-        <w:spacing w:line="240" w:lineRule="auto"/>
-        <w:jc w:val="both"/>
-      </w:pPr>
-      <w:r>
-        <w:t>3.- Colocarlos sobre una band</w:t>
-      </w:r>
-      <w:r>
-        <w:t>eja de servir grande, para 4</w:t>
-      </w:r>
-      <w:r>
-        <w:t xml:space="preserve"> rebanadas.</w:t>
-      </w:r>
-    </w:p>
-    <w:p>
-      <w:pPr>
-        <w:pStyle w:val="Prrafodelista"/>
-        <w:numPr>
-          <w:ilvl w:val="0"/>
-          <w:numId w:val="4"/>
-        </w:numPr>
-        <w:spacing w:line="240" w:lineRule="auto"/>
-        <w:jc w:val="both"/>
-      </w:pPr>
-      <w:r>
-        <w:t xml:space="preserve">4.- Extender la base de cada tanda sobre el pan: </w:t>
+      </w:pPr>
+      <w:r>
+        <w:rPr>
+          <w:b/>
+          <w:i/>
+          <w:u w:val="single"/>
+        </w:rPr>
+        <w:lastRenderedPageBreak/>
+        <w:t>Ingredientes:</w:t>
+      </w:r>
+    </w:p>
+    <w:p>
+      <w:pPr>
+        <w:pStyle w:val="Prrafodelista"/>
+        <w:numPr>
+          <w:ilvl w:val="0"/>
+          <w:numId w:val="8"/>
+        </w:numPr>
+        <w:spacing w:line="360" w:lineRule="auto"/>
+        <w:jc w:val="both"/>
+      </w:pPr>
+      <w:r>
+        <w:t>Pepinillos cortados.</w:t>
+      </w:r>
+    </w:p>
+    <w:p>
+      <w:pPr>
+        <w:pStyle w:val="Prrafodelista"/>
+        <w:numPr>
+          <w:ilvl w:val="0"/>
+          <w:numId w:val="8"/>
+        </w:numPr>
+        <w:spacing w:line="360" w:lineRule="auto"/>
+        <w:jc w:val="both"/>
+      </w:pPr>
+      <w:r>
+        <w:t>Puntas de espárragos. (escurrirlos muy bien)</w:t>
+      </w:r>
+      <w:r>
+        <w:t>(se puede sustituir por palmitos cortados)</w:t>
+      </w:r>
+    </w:p>
+    <w:p>
+      <w:pPr>
+        <w:pStyle w:val="Prrafodelista"/>
+        <w:numPr>
+          <w:ilvl w:val="0"/>
+          <w:numId w:val="8"/>
+        </w:numPr>
+        <w:spacing w:line="360" w:lineRule="auto"/>
+        <w:jc w:val="both"/>
+      </w:pPr>
+      <w:r>
+        <w:t>Caviar negro y rojo. (vale el sucedáneo)</w:t>
+      </w:r>
+    </w:p>
+    <w:p>
+      <w:pPr>
+        <w:pStyle w:val="Prrafodelista"/>
+        <w:numPr>
+          <w:ilvl w:val="0"/>
+          <w:numId w:val="8"/>
+        </w:numPr>
+        <w:spacing w:line="360" w:lineRule="auto"/>
+        <w:jc w:val="both"/>
+      </w:pPr>
+      <w:r>
+        <w:t>Aceitunas verdes y negras sin hueso, cortadas a la mitad.</w:t>
+      </w:r>
+    </w:p>
+    <w:p>
+      <w:pPr>
+        <w:pStyle w:val="Prrafodelista"/>
+        <w:numPr>
+          <w:ilvl w:val="0"/>
+          <w:numId w:val="8"/>
+        </w:numPr>
+        <w:spacing w:line="360" w:lineRule="auto"/>
+        <w:jc w:val="both"/>
+      </w:pPr>
+      <w:r>
+        <w:t>Pimiento morrón cortado.</w:t>
+      </w:r>
+    </w:p>
+    <w:p>
+      <w:pPr>
+        <w:pStyle w:val="Prrafodelista"/>
+        <w:numPr>
+          <w:ilvl w:val="0"/>
+          <w:numId w:val="8"/>
+        </w:numPr>
+        <w:spacing w:line="360" w:lineRule="auto"/>
+        <w:jc w:val="both"/>
+      </w:pPr>
+      <w:r>
+        <w:t>Mejillones de lata. (cortados a la mitad,  si son muy grandes)</w:t>
+      </w:r>
+    </w:p>
+    <w:p>
+      <w:pPr>
+        <w:pStyle w:val="Prrafodelista"/>
+        <w:numPr>
+          <w:ilvl w:val="0"/>
+          <w:numId w:val="8"/>
+        </w:numPr>
+        <w:spacing w:line="360" w:lineRule="auto"/>
+        <w:jc w:val="both"/>
+      </w:pPr>
+      <w:r>
+        <w:t>Anchoas. (cortadas a la mitad)</w:t>
+      </w:r>
+    </w:p>
+    <w:p>
+      <w:pPr>
+        <w:pStyle w:val="Prrafodelista"/>
+        <w:numPr>
+          <w:ilvl w:val="0"/>
+          <w:numId w:val="8"/>
+        </w:numPr>
+        <w:spacing w:line="360" w:lineRule="auto"/>
+        <w:jc w:val="both"/>
+      </w:pPr>
+      <w:r>
+        <w:t>Boquerones en vinagre.</w:t>
+      </w:r>
+    </w:p>
+    <w:p>
+      <w:pPr>
+        <w:pStyle w:val="Prrafodelista"/>
+        <w:numPr>
+          <w:ilvl w:val="0"/>
+          <w:numId w:val="8"/>
+        </w:numPr>
+        <w:spacing w:line="360" w:lineRule="auto"/>
+        <w:jc w:val="both"/>
+      </w:pPr>
+      <w:r>
+        <w:t>Atún o caballa.</w:t>
+      </w:r>
+    </w:p>
+    <w:p>
+      <w:pPr>
+        <w:pStyle w:val="Prrafodelista"/>
+        <w:numPr>
+          <w:ilvl w:val="0"/>
+          <w:numId w:val="8"/>
+        </w:numPr>
+        <w:spacing w:line="360" w:lineRule="auto"/>
+        <w:jc w:val="both"/>
+      </w:pPr>
+      <w:r>
+        <w:t>Corazones de alcachofas. (las pequeñitas)</w:t>
+      </w:r>
+    </w:p>
+    <w:p>
+      <w:pPr>
+        <w:pStyle w:val="Prrafodelista"/>
+        <w:numPr>
+          <w:ilvl w:val="0"/>
+          <w:numId w:val="8"/>
+        </w:numPr>
+        <w:spacing w:line="360" w:lineRule="auto"/>
+        <w:jc w:val="both"/>
+      </w:pPr>
+      <w:r>
+        <w:t>Cebollita muy picada.</w:t>
+      </w:r>
+    </w:p>
+    <w:p>
+      <w:pPr>
+        <w:pStyle w:val="Prrafodelista"/>
+        <w:numPr>
+          <w:ilvl w:val="0"/>
+          <w:numId w:val="8"/>
+        </w:numPr>
+        <w:spacing w:line="360" w:lineRule="auto"/>
+        <w:jc w:val="both"/>
+      </w:pPr>
+      <w:r>
+        <w:t>Bote de alcaparras. (pequeñas)</w:t>
       </w:r>
     </w:p>
     <w:p>
@@ -96,11 +458,11 @@
           <w:ilvl w:val="1"/>
           <w:numId w:val="4"/>
         </w:numPr>
-        <w:spacing w:line="240" w:lineRule="auto"/>
-        <w:jc w:val="both"/>
-      </w:pPr>
-      <w:r>
-        <w:t>Mantequilla.</w:t>
+        <w:spacing w:line="360" w:lineRule="auto"/>
+        <w:jc w:val="both"/>
+      </w:pPr>
+      <w:r>
+        <w:t>Huevos cocidos. (los de codorniz son muy apropiados)</w:t>
       </w:r>
     </w:p>
     <w:p>
@@ -110,17 +472,12 @@
           <w:ilvl w:val="1"/>
           <w:numId w:val="4"/>
         </w:numPr>
-        <w:spacing w:line="240" w:lineRule="auto"/>
-        <w:jc w:val="both"/>
-      </w:pPr>
-      <w:r>
-        <w:t>Mayonesa.</w:t>
-      </w:r>
-      <w:r>
-        <w:t xml:space="preserve"> (la envasada de extensión fácil)</w:t>
-      </w:r>
-      <w:bookmarkStart w:id="0" w:name="_GoBack"/>
-      <w:bookmarkEnd w:id="0"/>
+        <w:spacing w:line="360" w:lineRule="auto"/>
+        <w:jc w:val="both"/>
+      </w:pPr>
+      <w:r>
+        <w:t>Tomatitos cherry.</w:t>
+      </w:r>
     </w:p>
     <w:p>
       <w:pPr>
@@ -129,412 +486,53 @@
           <w:ilvl w:val="1"/>
           <w:numId w:val="4"/>
         </w:numPr>
-        <w:spacing w:line="240" w:lineRule="auto"/>
-        <w:jc w:val="both"/>
-      </w:pPr>
-      <w:r>
-        <w:t>Queso de extende</w:t>
-      </w:r>
-      <w:r>
-        <w:t>r.</w:t>
-      </w:r>
-      <w:r>
-        <w:t xml:space="preserve"> (Philadelphia)</w:t>
-      </w:r>
-    </w:p>
-    <w:p>
-      <w:pPr>
-        <w:pStyle w:val="Prrafodelista"/>
-        <w:numPr>
-          <w:ilvl w:val="1"/>
-          <w:numId w:val="4"/>
-        </w:numPr>
-        <w:spacing w:line="240" w:lineRule="atLeast"/>
-        <w:jc w:val="both"/>
-      </w:pPr>
-      <w:r>
-        <w:t>Paté.</w:t>
-      </w:r>
-    </w:p>
-    <w:p>
-      <w:pPr>
-        <w:pStyle w:val="Prrafodelista"/>
-        <w:numPr>
-          <w:ilvl w:val="1"/>
-          <w:numId w:val="4"/>
-        </w:numPr>
-        <w:spacing w:line="240" w:lineRule="atLeast"/>
-        <w:jc w:val="both"/>
-      </w:pPr>
-      <w:r>
-        <w:t>Guacamole.</w:t>
-      </w:r>
-    </w:p>
-    <w:p>
-      <w:pPr>
-        <w:pStyle w:val="Prrafodelista"/>
-        <w:numPr>
-          <w:ilvl w:val="0"/>
-          <w:numId w:val="4"/>
-        </w:numPr>
-        <w:spacing w:line="240" w:lineRule="atLeast"/>
-        <w:jc w:val="both"/>
-      </w:pPr>
-      <w:r>
-        <w:t>5.- Cortar los panes en 4 porciones.</w:t>
-      </w:r>
-    </w:p>
-    <w:p>
-      <w:pPr>
-        <w:pStyle w:val="Prrafodelista"/>
-        <w:numPr>
-          <w:ilvl w:val="0"/>
-          <w:numId w:val="4"/>
-        </w:numPr>
-        <w:spacing w:line="240" w:lineRule="atLeast"/>
-        <w:jc w:val="both"/>
-      </w:pPr>
-      <w:r>
-        <w:t>6.- Caja de palillos.</w:t>
-      </w:r>
-    </w:p>
-    <w:p>
-      <w:pPr>
-        <w:pStyle w:val="Prrafodelista"/>
-        <w:numPr>
-          <w:ilvl w:val="0"/>
-          <w:numId w:val="4"/>
-        </w:numPr>
-        <w:spacing w:line="240" w:lineRule="atLeast"/>
-        <w:jc w:val="both"/>
-      </w:pPr>
-      <w:r>
-        <w:t>7.- Preparar cuencos pequeños para colocar los distintos componentes ya cortados.</w:t>
-      </w:r>
-    </w:p>
-    <w:p>
-      <w:pPr>
-        <w:pStyle w:val="Prrafodelista"/>
-        <w:numPr>
-          <w:ilvl w:val="0"/>
-          <w:numId w:val="4"/>
-        </w:numPr>
-        <w:spacing w:line="240" w:lineRule="atLeast"/>
-        <w:jc w:val="both"/>
-      </w:pPr>
-      <w:r>
-        <w:t>8</w:t>
-      </w:r>
-      <w:r>
-        <w:t>.-</w:t>
-      </w:r>
-      <w:r>
-        <w:t xml:space="preserve"> Añadir los </w:t>
-      </w:r>
-      <w:r>
-        <w:t>ingredi</w:t>
-      </w:r>
-      <w:r>
-        <w:t>entes según el gusto, la</w:t>
-      </w:r>
-      <w:r>
-        <w:t xml:space="preserve"> combinación de sabores y colores</w:t>
-      </w:r>
-      <w:r>
-        <w:t xml:space="preserve"> en cada porción ya cortada</w:t>
-      </w:r>
-      <w:r>
-        <w:t>.</w:t>
-      </w:r>
-    </w:p>
-    <w:p>
-      <w:pPr>
-        <w:spacing w:line="240" w:lineRule="atLeast"/>
+        <w:spacing w:line="360" w:lineRule="auto"/>
+        <w:jc w:val="both"/>
+      </w:pPr>
+      <w:r>
+        <w:t>Salmón.</w:t>
+      </w:r>
+    </w:p>
+    <w:p>
+      <w:pPr>
+        <w:spacing w:line="360" w:lineRule="auto"/>
         <w:jc w:val="both"/>
         <w:rPr>
+          <w:b/>
+          <w:i/>
           <w:u w:val="single"/>
         </w:rPr>
       </w:pPr>
-      <w:r>
+    </w:p>
+    <w:p>
+      <w:pPr>
+        <w:spacing w:line="360" w:lineRule="auto"/>
+        <w:jc w:val="both"/>
         <w:rPr>
+          <w:b/>
+          <w:i/>
           <w:u w:val="single"/>
         </w:rPr>
-        <w:t>Ingredientes:</w:t>
-      </w:r>
-    </w:p>
-    <w:p>
-      <w:pPr>
-        <w:pStyle w:val="Prrafodelista"/>
-        <w:numPr>
-          <w:ilvl w:val="1"/>
-          <w:numId w:val="4"/>
-        </w:numPr>
-        <w:spacing w:line="240" w:lineRule="atLeast"/>
-        <w:jc w:val="both"/>
-      </w:pPr>
-      <w:r>
-        <w:t>Pepinillos cortados.</w:t>
-      </w:r>
-    </w:p>
-    <w:p>
-      <w:pPr>
-        <w:pStyle w:val="Prrafodelista"/>
-        <w:numPr>
-          <w:ilvl w:val="1"/>
-          <w:numId w:val="4"/>
-        </w:numPr>
-        <w:spacing w:line="240" w:lineRule="atLeast"/>
-        <w:jc w:val="both"/>
-      </w:pPr>
-      <w:r>
-        <w:t>Puntas de espárragos. (escurrirlos muy bien)</w:t>
-      </w:r>
-      <w:r>
-        <w:t>(se puede sustituir por palmitos cortados)</w:t>
-      </w:r>
-    </w:p>
-    <w:p>
-      <w:pPr>
-        <w:pStyle w:val="Prrafodelista"/>
-        <w:numPr>
-          <w:ilvl w:val="1"/>
-          <w:numId w:val="4"/>
-        </w:numPr>
-        <w:spacing w:line="240" w:lineRule="atLeast"/>
-        <w:jc w:val="both"/>
-      </w:pPr>
-      <w:r>
-        <w:t>Caviar negro y rojo. (vale el sucedáneo)</w:t>
-      </w:r>
-    </w:p>
-    <w:p>
-      <w:pPr>
-        <w:pStyle w:val="Prrafodelista"/>
-        <w:numPr>
-          <w:ilvl w:val="1"/>
-          <w:numId w:val="4"/>
-        </w:numPr>
-        <w:spacing w:line="240" w:lineRule="atLeast"/>
-        <w:jc w:val="both"/>
-      </w:pPr>
-      <w:r>
-        <w:t>Aceitunas verdes y negras sin hueso, cortadas a la mitad.</w:t>
-      </w:r>
-    </w:p>
-    <w:p>
-      <w:pPr>
-        <w:pStyle w:val="Prrafodelista"/>
-        <w:numPr>
-          <w:ilvl w:val="1"/>
-          <w:numId w:val="4"/>
-        </w:numPr>
-        <w:spacing w:line="240" w:lineRule="atLeast"/>
-        <w:jc w:val="both"/>
-      </w:pPr>
-      <w:r>
-        <w:t>Pimiento morrón cortado.</w:t>
-      </w:r>
-    </w:p>
-    <w:p>
-      <w:pPr>
-        <w:pStyle w:val="Prrafodelista"/>
-        <w:numPr>
-          <w:ilvl w:val="1"/>
-          <w:numId w:val="4"/>
-        </w:numPr>
-        <w:spacing w:line="240" w:lineRule="atLeast"/>
-        <w:jc w:val="both"/>
-      </w:pPr>
-      <w:r>
-        <w:t>Mejillones de lata. (cortados a la mitad,  si son muy grandes)</w:t>
-      </w:r>
-    </w:p>
-    <w:p>
-      <w:pPr>
-        <w:pStyle w:val="Prrafodelista"/>
-        <w:numPr>
-          <w:ilvl w:val="1"/>
-          <w:numId w:val="4"/>
-        </w:numPr>
-        <w:spacing w:line="240" w:lineRule="atLeast"/>
-        <w:jc w:val="both"/>
-      </w:pPr>
-      <w:r>
-        <w:t>Anchoas. (cortadas a la mitad)</w:t>
-      </w:r>
-    </w:p>
-    <w:p>
-      <w:pPr>
-        <w:pStyle w:val="Prrafodelista"/>
-        <w:numPr>
-          <w:ilvl w:val="1"/>
-          <w:numId w:val="4"/>
-        </w:numPr>
-        <w:spacing w:line="240" w:lineRule="atLeast"/>
-        <w:jc w:val="both"/>
-      </w:pPr>
-      <w:r>
-        <w:t>Boquerones en vinagre.</w:t>
-      </w:r>
-    </w:p>
-    <w:p>
-      <w:pPr>
-        <w:pStyle w:val="Prrafodelista"/>
-        <w:numPr>
-          <w:ilvl w:val="1"/>
-          <w:numId w:val="4"/>
-        </w:numPr>
-        <w:spacing w:line="240" w:lineRule="atLeast"/>
-        <w:jc w:val="both"/>
-      </w:pPr>
-      <w:r>
-        <w:t>Atún o caballa.</w:t>
-      </w:r>
-    </w:p>
-    <w:p>
-      <w:pPr>
-        <w:pStyle w:val="Prrafodelista"/>
-        <w:numPr>
-          <w:ilvl w:val="1"/>
-          <w:numId w:val="4"/>
-        </w:numPr>
-        <w:spacing w:line="240" w:lineRule="atLeast"/>
-        <w:jc w:val="both"/>
-      </w:pPr>
-      <w:r>
-        <w:t>Corazones de alcachofas. (las pequeñitas)</w:t>
-      </w:r>
-    </w:p>
-    <w:p>
-      <w:pPr>
-        <w:pStyle w:val="Prrafodelista"/>
-        <w:numPr>
-          <w:ilvl w:val="1"/>
-          <w:numId w:val="4"/>
-        </w:numPr>
-        <w:spacing w:line="240" w:lineRule="atLeast"/>
-        <w:jc w:val="both"/>
-      </w:pPr>
-      <w:r>
-        <w:t>Cebollita muy picada.</w:t>
-      </w:r>
-    </w:p>
-    <w:p>
-      <w:pPr>
-        <w:pStyle w:val="Prrafodelista"/>
-        <w:numPr>
-          <w:ilvl w:val="1"/>
-          <w:numId w:val="4"/>
-        </w:numPr>
-        <w:spacing w:line="240" w:lineRule="atLeast"/>
-        <w:jc w:val="both"/>
-      </w:pPr>
-      <w:r>
-        <w:t>Bote de alcaparras. (pequeñas)</w:t>
-      </w:r>
-    </w:p>
-    <w:p>
-      <w:pPr>
-        <w:pStyle w:val="Prrafodelista"/>
-        <w:numPr>
-          <w:ilvl w:val="1"/>
-          <w:numId w:val="4"/>
-        </w:numPr>
-        <w:spacing w:line="240" w:lineRule="atLeast"/>
-        <w:jc w:val="both"/>
-      </w:pPr>
-      <w:r>
-        <w:t>Huevos cocidos. (los de codorniz son muy apropiados)</w:t>
-      </w:r>
-    </w:p>
-    <w:p>
-      <w:pPr>
-        <w:pStyle w:val="Prrafodelista"/>
-        <w:numPr>
-          <w:ilvl w:val="1"/>
-          <w:numId w:val="4"/>
-        </w:numPr>
-        <w:spacing w:line="240" w:lineRule="atLeast"/>
-        <w:jc w:val="both"/>
-      </w:pPr>
-      <w:r>
-        <w:t xml:space="preserve">Tomatitos </w:t>
-      </w:r>
-      <w:r>
-        <w:t>sherry</w:t>
-      </w:r>
-      <w:r>
-        <w:t>.</w:t>
-      </w:r>
-    </w:p>
-    <w:p>
-      <w:pPr>
-        <w:pStyle w:val="Prrafodelista"/>
-        <w:numPr>
-          <w:ilvl w:val="1"/>
-          <w:numId w:val="4"/>
-        </w:numPr>
-        <w:spacing w:line="240" w:lineRule="atLeast"/>
-        <w:jc w:val="both"/>
-      </w:pPr>
-      <w:r>
-        <w:t>Salmón.</w:t>
-      </w:r>
-    </w:p>
-    <w:p>
-      <w:pPr>
-        <w:pStyle w:val="Prrafodelista"/>
-        <w:numPr>
-          <w:ilvl w:val="1"/>
-          <w:numId w:val="4"/>
-        </w:numPr>
-        <w:spacing w:line="240" w:lineRule="atLeast"/>
-        <w:jc w:val="both"/>
-      </w:pPr>
-      <w:r>
-        <w:t>-Rollitos de jamón york con huevo hilado.</w:t>
-      </w:r>
-    </w:p>
-    <w:p>
-      <w:pPr>
-        <w:pStyle w:val="Prrafodelista"/>
-        <w:numPr>
-          <w:ilvl w:val="1"/>
-          <w:numId w:val="4"/>
-        </w:numPr>
-        <w:spacing w:line="240" w:lineRule="atLeast"/>
-        <w:jc w:val="both"/>
-      </w:pPr>
-      <w:r>
-        <w:t>Salchichillas.</w:t>
-      </w:r>
-    </w:p>
-    <w:p>
-      <w:pPr>
-        <w:pStyle w:val="Prrafodelista"/>
-        <w:numPr>
-          <w:ilvl w:val="1"/>
-          <w:numId w:val="4"/>
-        </w:numPr>
-        <w:spacing w:line="240" w:lineRule="atLeast"/>
-        <w:jc w:val="both"/>
-      </w:pPr>
-      <w:r>
-        <w:t>Ketchup.</w:t>
-      </w:r>
-    </w:p>
-    <w:p>
-      <w:pPr>
-        <w:spacing w:line="240" w:lineRule="atLeast"/>
+      </w:pPr>
+    </w:p>
+    <w:p>
+      <w:pPr>
+        <w:spacing w:line="360" w:lineRule="auto"/>
+        <w:ind w:left="372" w:firstLine="708"/>
         <w:jc w:val="both"/>
         <w:rPr>
+          <w:b/>
+          <w:i/>
           <w:u w:val="single"/>
         </w:rPr>
       </w:pPr>
       <w:r>
         <w:rPr>
+          <w:b/>
+          <w:i/>
           <w:u w:val="single"/>
         </w:rPr>
+        <w:lastRenderedPageBreak/>
         <w:t>Sugerencias:</w:t>
       </w:r>
     </w:p>
@@ -543,22 +541,38 @@
         <w:pStyle w:val="Prrafodelista"/>
         <w:numPr>
           <w:ilvl w:val="0"/>
-          <w:numId w:val="3"/>
-        </w:numPr>
-        <w:spacing w:line="360" w:lineRule="auto"/>
-      </w:pPr>
-      <w:r>
-        <w:t>Mayonesa-J.York-Huevo hilado-Huevo duro</w:t>
-      </w:r>
-    </w:p>
-    <w:p>
-      <w:pPr>
-        <w:pStyle w:val="Prrafodelista"/>
-        <w:numPr>
-          <w:ilvl w:val="0"/>
-          <w:numId w:val="3"/>
-        </w:numPr>
-        <w:spacing w:line="360" w:lineRule="auto"/>
+          <w:numId w:val="7"/>
+        </w:numPr>
+        <w:spacing w:line="360" w:lineRule="auto"/>
+        <w:jc w:val="both"/>
+      </w:pPr>
+      <w:r>
+        <w:t>May</w:t>
+      </w:r>
+      <w:r>
+        <w:t>onesa-</w:t>
+      </w:r>
+      <w:proofErr w:type="spellStart"/>
+      <w:r>
+        <w:t>JamónYork</w:t>
+      </w:r>
+      <w:proofErr w:type="spellEnd"/>
+      <w:r>
+        <w:t>-Huevo/</w:t>
+      </w:r>
+      <w:r>
+        <w:t>hilado-Huevo duro</w:t>
+      </w:r>
+    </w:p>
+    <w:p>
+      <w:pPr>
+        <w:pStyle w:val="Prrafodelista"/>
+        <w:numPr>
+          <w:ilvl w:val="0"/>
+          <w:numId w:val="7"/>
+        </w:numPr>
+        <w:spacing w:line="360" w:lineRule="auto"/>
+        <w:jc w:val="both"/>
       </w:pPr>
       <w:r>
         <w:t>Paté-Pepinillo-Aceitunas-Pimiento rojo</w:t>
@@ -569,9 +583,10 @@
         <w:pStyle w:val="Prrafodelista"/>
         <w:numPr>
           <w:ilvl w:val="0"/>
-          <w:numId w:val="3"/>
-        </w:numPr>
-        <w:spacing w:line="360" w:lineRule="auto"/>
+          <w:numId w:val="7"/>
+        </w:numPr>
+        <w:spacing w:line="360" w:lineRule="auto"/>
+        <w:jc w:val="both"/>
       </w:pPr>
       <w:r>
         <w:t>Mayonesa-Melva-Pimiento rojo</w:t>
@@ -582,9 +597,10 @@
         <w:pStyle w:val="Prrafodelista"/>
         <w:numPr>
           <w:ilvl w:val="0"/>
-          <w:numId w:val="3"/>
-        </w:numPr>
-        <w:spacing w:line="360" w:lineRule="auto"/>
+          <w:numId w:val="7"/>
+        </w:numPr>
+        <w:spacing w:line="360" w:lineRule="auto"/>
+        <w:jc w:val="both"/>
         <w:rPr>
           <w:lang w:val="en-US"/>
         </w:rPr>
@@ -601,9 +617,10 @@
         <w:pStyle w:val="Prrafodelista"/>
         <w:numPr>
           <w:ilvl w:val="0"/>
-          <w:numId w:val="3"/>
-        </w:numPr>
-        <w:spacing w:line="360" w:lineRule="auto"/>
+          <w:numId w:val="7"/>
+        </w:numPr>
+        <w:spacing w:line="360" w:lineRule="auto"/>
+        <w:jc w:val="both"/>
         <w:rPr>
           <w:lang w:val="en-US"/>
         </w:rPr>
@@ -620,9 +637,10 @@
         <w:pStyle w:val="Prrafodelista"/>
         <w:numPr>
           <w:ilvl w:val="0"/>
-          <w:numId w:val="3"/>
-        </w:numPr>
-        <w:spacing w:line="360" w:lineRule="auto"/>
+          <w:numId w:val="7"/>
+        </w:numPr>
+        <w:spacing w:line="360" w:lineRule="auto"/>
+        <w:jc w:val="both"/>
         <w:rPr>
           <w:lang w:val="en-US"/>
         </w:rPr>
@@ -639,9 +657,10 @@
         <w:pStyle w:val="Prrafodelista"/>
         <w:numPr>
           <w:ilvl w:val="0"/>
-          <w:numId w:val="3"/>
-        </w:numPr>
-        <w:spacing w:line="360" w:lineRule="auto"/>
+          <w:numId w:val="7"/>
+        </w:numPr>
+        <w:spacing w:line="360" w:lineRule="auto"/>
+        <w:jc w:val="both"/>
         <w:rPr>
           <w:lang w:val="en-US"/>
         </w:rPr>
@@ -655,9 +674,10 @@
         <w:pStyle w:val="Prrafodelista"/>
         <w:numPr>
           <w:ilvl w:val="0"/>
-          <w:numId w:val="3"/>
-        </w:numPr>
-        <w:spacing w:line="360" w:lineRule="auto"/>
+          <w:numId w:val="7"/>
+        </w:numPr>
+        <w:spacing w:line="360" w:lineRule="auto"/>
+        <w:jc w:val="both"/>
         <w:rPr>
           <w:lang w:val="en-US"/>
         </w:rPr>
@@ -671,9 +691,10 @@
         <w:pStyle w:val="Prrafodelista"/>
         <w:numPr>
           <w:ilvl w:val="0"/>
-          <w:numId w:val="3"/>
-        </w:numPr>
-        <w:spacing w:line="360" w:lineRule="auto"/>
+          <w:numId w:val="7"/>
+        </w:numPr>
+        <w:spacing w:line="360" w:lineRule="auto"/>
+        <w:jc w:val="both"/>
       </w:pPr>
       <w:r>
         <w:t>Philadelphia-Membrillo-Nueces</w:t>
@@ -684,9 +705,10 @@
         <w:pStyle w:val="Prrafodelista"/>
         <w:numPr>
           <w:ilvl w:val="0"/>
-          <w:numId w:val="3"/>
-        </w:numPr>
-        <w:spacing w:line="360" w:lineRule="auto"/>
+          <w:numId w:val="7"/>
+        </w:numPr>
+        <w:spacing w:line="360" w:lineRule="auto"/>
+        <w:jc w:val="both"/>
       </w:pPr>
       <w:r>
         <w:t>Mantequilla-Caviar rojo/negro-Pepinillo c</w:t>
@@ -701,20 +723,18 @@
         <w:t xml:space="preserve"> </w:t>
       </w:r>
       <w:r>
-        <w:t>en l</w:t>
-      </w:r>
-      <w:r>
-        <w:t>áminas</w:t>
-      </w:r>
-    </w:p>
-    <w:p>
-      <w:pPr>
-        <w:pStyle w:val="Prrafodelista"/>
-        <w:numPr>
-          <w:ilvl w:val="0"/>
-          <w:numId w:val="3"/>
-        </w:numPr>
-        <w:spacing w:line="360" w:lineRule="auto"/>
+        <w:t>en láminas</w:t>
+      </w:r>
+    </w:p>
+    <w:p>
+      <w:pPr>
+        <w:pStyle w:val="Prrafodelista"/>
+        <w:numPr>
+          <w:ilvl w:val="0"/>
+          <w:numId w:val="7"/>
+        </w:numPr>
+        <w:spacing w:line="360" w:lineRule="auto"/>
+        <w:jc w:val="both"/>
       </w:pPr>
       <w:r>
         <w:t>Paté-Pepinillos</w:t>
@@ -731,32 +751,23 @@
         <w:pStyle w:val="Prrafodelista"/>
         <w:numPr>
           <w:ilvl w:val="0"/>
-          <w:numId w:val="3"/>
-        </w:numPr>
-        <w:spacing w:line="360" w:lineRule="auto"/>
-      </w:pPr>
-      <w:r>
-        <w:t>Rollitos de jamón york o pavo con tranchetes o Philadelphia y nueces</w:t>
-      </w:r>
-    </w:p>
-    <w:p>
-      <w:pPr>
-        <w:pStyle w:val="Prrafodelista"/>
-        <w:numPr>
-          <w:ilvl w:val="0"/>
-          <w:numId w:val="3"/>
-        </w:numPr>
-        <w:spacing w:line="240" w:lineRule="atLeast"/>
-        <w:jc w:val="both"/>
-      </w:pPr>
-      <w:r>
-        <w:t>Rollitos de tranchetes con puntas de espárragos o palmitos.</w:t>
+          <w:numId w:val="7"/>
+        </w:numPr>
+        <w:spacing w:line="360" w:lineRule="auto"/>
+        <w:jc w:val="both"/>
+      </w:pPr>
+      <w:r>
+        <w:t>Rollitos Jamón York o Pavo con tranchetes o queso de untar con huevo hilado, dátil o ciruelas pasas</w:t>
+      </w:r>
+      <w:r>
+        <w:t>.</w:t>
       </w:r>
     </w:p>
     <w:sectPr>
+      <w:type w:val="continuous"/>
       <w:pgSz w:w="11906" w:h="16838"/>
       <w:pgMar w:top="720" w:right="720" w:bottom="720" w:left="720" w:header="708" w:footer="708" w:gutter="0"/>
-      <w:cols w:space="708"/>
+      <w:cols w:num="2" w:space="708"/>
       <w:docGrid w:linePitch="360"/>
     </w:sectPr>
   </w:body>
@@ -879,6 +890,119 @@
     </w:lvl>
   </w:abstractNum>
   <w:abstractNum w:abstractNumId="1">
+    <w:nsid w:val="12CD6EEE"/>
+    <w:multiLevelType w:val="hybridMultilevel"/>
+    <w:tmpl w:val="14729BB0"/>
+    <w:lvl w:ilvl="0" w:tplc="0C0A0001">
+      <w:start w:val="1"/>
+      <w:numFmt w:val="bullet"/>
+      <w:lvlText w:val=""/>
+      <w:lvlJc w:val="left"/>
+      <w:pPr>
+        <w:ind w:left="720" w:hanging="360"/>
+      </w:pPr>
+      <w:rPr>
+        <w:rFonts w:ascii="Symbol" w:hAnsi="Symbol" w:hint="default"/>
+      </w:rPr>
+    </w:lvl>
+    <w:lvl w:ilvl="1" w:tplc="594C46B0">
+      <w:start w:val="4"/>
+      <w:numFmt w:val="bullet"/>
+      <w:lvlText w:val="-"/>
+      <w:lvlJc w:val="left"/>
+      <w:pPr>
+        <w:ind w:left="1440" w:hanging="360"/>
+      </w:pPr>
+      <w:rPr>
+        <w:rFonts w:ascii="Calibri" w:eastAsiaTheme="minorEastAsia" w:hAnsi="Calibri" w:cs="Calibri" w:hint="default"/>
+      </w:rPr>
+    </w:lvl>
+    <w:lvl w:ilvl="2" w:tplc="0C0A0005" w:tentative="1">
+      <w:start w:val="1"/>
+      <w:numFmt w:val="bullet"/>
+      <w:lvlText w:val=""/>
+      <w:lvlJc w:val="left"/>
+      <w:pPr>
+        <w:ind w:left="2160" w:hanging="360"/>
+      </w:pPr>
+      <w:rPr>
+        <w:rFonts w:ascii="Wingdings" w:hAnsi="Wingdings" w:hint="default"/>
+      </w:rPr>
+    </w:lvl>
+    <w:lvl w:ilvl="3" w:tplc="0C0A0001" w:tentative="1">
+      <w:start w:val="1"/>
+      <w:numFmt w:val="bullet"/>
+      <w:lvlText w:val=""/>
+      <w:lvlJc w:val="left"/>
+      <w:pPr>
+        <w:ind w:left="2880" w:hanging="360"/>
+      </w:pPr>
+      <w:rPr>
+        <w:rFonts w:ascii="Symbol" w:hAnsi="Symbol" w:hint="default"/>
+      </w:rPr>
+    </w:lvl>
+    <w:lvl w:ilvl="4" w:tplc="0C0A0003" w:tentative="1">
+      <w:start w:val="1"/>
+      <w:numFmt w:val="bullet"/>
+      <w:lvlText w:val="o"/>
+      <w:lvlJc w:val="left"/>
+      <w:pPr>
+        <w:ind w:left="3600" w:hanging="360"/>
+      </w:pPr>
+      <w:rPr>
+        <w:rFonts w:ascii="Courier New" w:hAnsi="Courier New" w:cs="Courier New" w:hint="default"/>
+      </w:rPr>
+    </w:lvl>
+    <w:lvl w:ilvl="5" w:tplc="0C0A0005" w:tentative="1">
+      <w:start w:val="1"/>
+      <w:numFmt w:val="bullet"/>
+      <w:lvlText w:val=""/>
+      <w:lvlJc w:val="left"/>
+      <w:pPr>
+        <w:ind w:left="4320" w:hanging="360"/>
+      </w:pPr>
+      <w:rPr>
+        <w:rFonts w:ascii="Wingdings" w:hAnsi="Wingdings" w:hint="default"/>
+      </w:rPr>
+    </w:lvl>
+    <w:lvl w:ilvl="6" w:tplc="0C0A0001" w:tentative="1">
+      <w:start w:val="1"/>
+      <w:numFmt w:val="bullet"/>
+      <w:lvlText w:val=""/>
+      <w:lvlJc w:val="left"/>
+      <w:pPr>
+        <w:ind w:left="5040" w:hanging="360"/>
+      </w:pPr>
+      <w:rPr>
+        <w:rFonts w:ascii="Symbol" w:hAnsi="Symbol" w:hint="default"/>
+      </w:rPr>
+    </w:lvl>
+    <w:lvl w:ilvl="7" w:tplc="0C0A0003" w:tentative="1">
+      <w:start w:val="1"/>
+      <w:numFmt w:val="bullet"/>
+      <w:lvlText w:val="o"/>
+      <w:lvlJc w:val="left"/>
+      <w:pPr>
+        <w:ind w:left="5760" w:hanging="360"/>
+      </w:pPr>
+      <w:rPr>
+        <w:rFonts w:ascii="Courier New" w:hAnsi="Courier New" w:cs="Courier New" w:hint="default"/>
+      </w:rPr>
+    </w:lvl>
+    <w:lvl w:ilvl="8" w:tplc="0C0A0005" w:tentative="1">
+      <w:start w:val="1"/>
+      <w:numFmt w:val="bullet"/>
+      <w:lvlText w:val=""/>
+      <w:lvlJc w:val="left"/>
+      <w:pPr>
+        <w:ind w:left="6480" w:hanging="360"/>
+      </w:pPr>
+      <w:rPr>
+        <w:rFonts w:ascii="Wingdings" w:hAnsi="Wingdings" w:hint="default"/>
+      </w:rPr>
+    </w:lvl>
+  </w:abstractNum>
+  <w:abstractNum w:abstractNumId="2">
     <w:nsid w:val="18AD55B8"/>
     <w:multiLevelType w:val="hybridMultilevel"/>
     <w:tmpl w:val="95E8682A"/>
@@ -894,7 +1018,7 @@
         <w:rFonts w:hint="default"/>
       </w:rPr>
     </w:lvl>
-    <w:lvl w:ilvl="1" w:tplc="0C0A0003" w:tentative="1">
+    <w:lvl w:ilvl="1" w:tplc="0C0A0003">
       <w:start w:val="1"/>
       <w:numFmt w:val="bullet"/>
       <w:lvlText w:val="o"/>
@@ -904,119 +1028,6 @@
       </w:pPr>
       <w:rPr>
         <w:rFonts w:ascii="Courier New" w:hAnsi="Courier New" w:cs="Courier New" w:hint="default"/>
-      </w:rPr>
-    </w:lvl>
-    <w:lvl w:ilvl="2" w:tplc="0C0A0005" w:tentative="1">
-      <w:start w:val="1"/>
-      <w:numFmt w:val="bullet"/>
-      <w:lvlText w:val=""/>
-      <w:lvlJc w:val="left"/>
-      <w:pPr>
-        <w:ind w:left="2160" w:hanging="360"/>
-      </w:pPr>
-      <w:rPr>
-        <w:rFonts w:ascii="Wingdings" w:hAnsi="Wingdings" w:hint="default"/>
-      </w:rPr>
-    </w:lvl>
-    <w:lvl w:ilvl="3" w:tplc="0C0A0001" w:tentative="1">
-      <w:start w:val="1"/>
-      <w:numFmt w:val="bullet"/>
-      <w:lvlText w:val=""/>
-      <w:lvlJc w:val="left"/>
-      <w:pPr>
-        <w:ind w:left="2880" w:hanging="360"/>
-      </w:pPr>
-      <w:rPr>
-        <w:rFonts w:ascii="Symbol" w:hAnsi="Symbol" w:hint="default"/>
-      </w:rPr>
-    </w:lvl>
-    <w:lvl w:ilvl="4" w:tplc="0C0A0003" w:tentative="1">
-      <w:start w:val="1"/>
-      <w:numFmt w:val="bullet"/>
-      <w:lvlText w:val="o"/>
-      <w:lvlJc w:val="left"/>
-      <w:pPr>
-        <w:ind w:left="3600" w:hanging="360"/>
-      </w:pPr>
-      <w:rPr>
-        <w:rFonts w:ascii="Courier New" w:hAnsi="Courier New" w:cs="Courier New" w:hint="default"/>
-      </w:rPr>
-    </w:lvl>
-    <w:lvl w:ilvl="5" w:tplc="0C0A0005" w:tentative="1">
-      <w:start w:val="1"/>
-      <w:numFmt w:val="bullet"/>
-      <w:lvlText w:val=""/>
-      <w:lvlJc w:val="left"/>
-      <w:pPr>
-        <w:ind w:left="4320" w:hanging="360"/>
-      </w:pPr>
-      <w:rPr>
-        <w:rFonts w:ascii="Wingdings" w:hAnsi="Wingdings" w:hint="default"/>
-      </w:rPr>
-    </w:lvl>
-    <w:lvl w:ilvl="6" w:tplc="0C0A0001" w:tentative="1">
-      <w:start w:val="1"/>
-      <w:numFmt w:val="bullet"/>
-      <w:lvlText w:val=""/>
-      <w:lvlJc w:val="left"/>
-      <w:pPr>
-        <w:ind w:left="5040" w:hanging="360"/>
-      </w:pPr>
-      <w:rPr>
-        <w:rFonts w:ascii="Symbol" w:hAnsi="Symbol" w:hint="default"/>
-      </w:rPr>
-    </w:lvl>
-    <w:lvl w:ilvl="7" w:tplc="0C0A0003" w:tentative="1">
-      <w:start w:val="1"/>
-      <w:numFmt w:val="bullet"/>
-      <w:lvlText w:val="o"/>
-      <w:lvlJc w:val="left"/>
-      <w:pPr>
-        <w:ind w:left="5760" w:hanging="360"/>
-      </w:pPr>
-      <w:rPr>
-        <w:rFonts w:ascii="Courier New" w:hAnsi="Courier New" w:cs="Courier New" w:hint="default"/>
-      </w:rPr>
-    </w:lvl>
-    <w:lvl w:ilvl="8" w:tplc="0C0A0005" w:tentative="1">
-      <w:start w:val="1"/>
-      <w:numFmt w:val="bullet"/>
-      <w:lvlText w:val=""/>
-      <w:lvlJc w:val="left"/>
-      <w:pPr>
-        <w:ind w:left="6480" w:hanging="360"/>
-      </w:pPr>
-      <w:rPr>
-        <w:rFonts w:ascii="Wingdings" w:hAnsi="Wingdings" w:hint="default"/>
-      </w:rPr>
-    </w:lvl>
-  </w:abstractNum>
-  <w:abstractNum w:abstractNumId="2">
-    <w:nsid w:val="1AC8163F"/>
-    <w:multiLevelType w:val="hybridMultilevel"/>
-    <w:tmpl w:val="DED8BE24"/>
-    <w:lvl w:ilvl="0" w:tplc="0C0A0001">
-      <w:start w:val="1"/>
-      <w:numFmt w:val="bullet"/>
-      <w:lvlText w:val=""/>
-      <w:lvlJc w:val="left"/>
-      <w:pPr>
-        <w:ind w:left="720" w:hanging="360"/>
-      </w:pPr>
-      <w:rPr>
-        <w:rFonts w:ascii="Symbol" w:hAnsi="Symbol" w:hint="default"/>
-      </w:rPr>
-    </w:lvl>
-    <w:lvl w:ilvl="1" w:tplc="F35EF538">
-      <w:start w:val="4"/>
-      <w:numFmt w:val="bullet"/>
-      <w:lvlText w:val="-"/>
-      <w:lvlJc w:val="left"/>
-      <w:pPr>
-        <w:ind w:left="1440" w:hanging="360"/>
-      </w:pPr>
-      <w:rPr>
-        <w:rFonts w:ascii="Calibri" w:eastAsiaTheme="minorHAnsi" w:hAnsi="Calibri" w:cs="Calibri" w:hint="default"/>
       </w:rPr>
     </w:lvl>
     <w:lvl w:ilvl="2" w:tplc="0C0A0005" w:tentative="1">
@@ -1105,119 +1116,6 @@
     </w:lvl>
   </w:abstractNum>
   <w:abstractNum w:abstractNumId="3">
-    <w:nsid w:val="1C7F671D"/>
-    <w:multiLevelType w:val="hybridMultilevel"/>
-    <w:tmpl w:val="2670E1C4"/>
-    <w:lvl w:ilvl="0" w:tplc="0C0A0001">
-      <w:start w:val="1"/>
-      <w:numFmt w:val="bullet"/>
-      <w:lvlText w:val=""/>
-      <w:lvlJc w:val="left"/>
-      <w:pPr>
-        <w:ind w:left="1068" w:hanging="360"/>
-      </w:pPr>
-      <w:rPr>
-        <w:rFonts w:ascii="Symbol" w:hAnsi="Symbol" w:hint="default"/>
-      </w:rPr>
-    </w:lvl>
-    <w:lvl w:ilvl="1" w:tplc="0C0A0003" w:tentative="1">
-      <w:start w:val="1"/>
-      <w:numFmt w:val="bullet"/>
-      <w:lvlText w:val="o"/>
-      <w:lvlJc w:val="left"/>
-      <w:pPr>
-        <w:ind w:left="1788" w:hanging="360"/>
-      </w:pPr>
-      <w:rPr>
-        <w:rFonts w:ascii="Courier New" w:hAnsi="Courier New" w:cs="Courier New" w:hint="default"/>
-      </w:rPr>
-    </w:lvl>
-    <w:lvl w:ilvl="2" w:tplc="0C0A0005" w:tentative="1">
-      <w:start w:val="1"/>
-      <w:numFmt w:val="bullet"/>
-      <w:lvlText w:val=""/>
-      <w:lvlJc w:val="left"/>
-      <w:pPr>
-        <w:ind w:left="2508" w:hanging="360"/>
-      </w:pPr>
-      <w:rPr>
-        <w:rFonts w:ascii="Wingdings" w:hAnsi="Wingdings" w:hint="default"/>
-      </w:rPr>
-    </w:lvl>
-    <w:lvl w:ilvl="3" w:tplc="0C0A0001" w:tentative="1">
-      <w:start w:val="1"/>
-      <w:numFmt w:val="bullet"/>
-      <w:lvlText w:val=""/>
-      <w:lvlJc w:val="left"/>
-      <w:pPr>
-        <w:ind w:left="3228" w:hanging="360"/>
-      </w:pPr>
-      <w:rPr>
-        <w:rFonts w:ascii="Symbol" w:hAnsi="Symbol" w:hint="default"/>
-      </w:rPr>
-    </w:lvl>
-    <w:lvl w:ilvl="4" w:tplc="0C0A0003" w:tentative="1">
-      <w:start w:val="1"/>
-      <w:numFmt w:val="bullet"/>
-      <w:lvlText w:val="o"/>
-      <w:lvlJc w:val="left"/>
-      <w:pPr>
-        <w:ind w:left="3948" w:hanging="360"/>
-      </w:pPr>
-      <w:rPr>
-        <w:rFonts w:ascii="Courier New" w:hAnsi="Courier New" w:cs="Courier New" w:hint="default"/>
-      </w:rPr>
-    </w:lvl>
-    <w:lvl w:ilvl="5" w:tplc="0C0A0005" w:tentative="1">
-      <w:start w:val="1"/>
-      <w:numFmt w:val="bullet"/>
-      <w:lvlText w:val=""/>
-      <w:lvlJc w:val="left"/>
-      <w:pPr>
-        <w:ind w:left="4668" w:hanging="360"/>
-      </w:pPr>
-      <w:rPr>
-        <w:rFonts w:ascii="Wingdings" w:hAnsi="Wingdings" w:hint="default"/>
-      </w:rPr>
-    </w:lvl>
-    <w:lvl w:ilvl="6" w:tplc="0C0A0001" w:tentative="1">
-      <w:start w:val="1"/>
-      <w:numFmt w:val="bullet"/>
-      <w:lvlText w:val=""/>
-      <w:lvlJc w:val="left"/>
-      <w:pPr>
-        <w:ind w:left="5388" w:hanging="360"/>
-      </w:pPr>
-      <w:rPr>
-        <w:rFonts w:ascii="Symbol" w:hAnsi="Symbol" w:hint="default"/>
-      </w:rPr>
-    </w:lvl>
-    <w:lvl w:ilvl="7" w:tplc="0C0A0003" w:tentative="1">
-      <w:start w:val="1"/>
-      <w:numFmt w:val="bullet"/>
-      <w:lvlText w:val="o"/>
-      <w:lvlJc w:val="left"/>
-      <w:pPr>
-        <w:ind w:left="6108" w:hanging="360"/>
-      </w:pPr>
-      <w:rPr>
-        <w:rFonts w:ascii="Courier New" w:hAnsi="Courier New" w:cs="Courier New" w:hint="default"/>
-      </w:rPr>
-    </w:lvl>
-    <w:lvl w:ilvl="8" w:tplc="0C0A0005" w:tentative="1">
-      <w:start w:val="1"/>
-      <w:numFmt w:val="bullet"/>
-      <w:lvlText w:val=""/>
-      <w:lvlJc w:val="left"/>
-      <w:pPr>
-        <w:ind w:left="6828" w:hanging="360"/>
-      </w:pPr>
-      <w:rPr>
-        <w:rFonts w:ascii="Wingdings" w:hAnsi="Wingdings" w:hint="default"/>
-      </w:rPr>
-    </w:lvl>
-  </w:abstractNum>
-  <w:abstractNum w:abstractNumId="4">
     <w:nsid w:val="4425046A"/>
     <w:multiLevelType w:val="hybridMultilevel"/>
     <w:tmpl w:val="04408CF8"/>
@@ -1330,20 +1228,481 @@
       </w:rPr>
     </w:lvl>
   </w:abstractNum>
+  <w:abstractNum w:abstractNumId="4">
+    <w:nsid w:val="46CC3514"/>
+    <w:multiLevelType w:val="hybridMultilevel"/>
+    <w:tmpl w:val="117AC586"/>
+    <w:lvl w:ilvl="0" w:tplc="594C46B0">
+      <w:start w:val="4"/>
+      <w:numFmt w:val="bullet"/>
+      <w:lvlText w:val="-"/>
+      <w:lvlJc w:val="left"/>
+      <w:pPr>
+        <w:ind w:left="1440" w:hanging="360"/>
+      </w:pPr>
+      <w:rPr>
+        <w:rFonts w:ascii="Calibri" w:eastAsiaTheme="minorEastAsia" w:hAnsi="Calibri" w:cs="Calibri" w:hint="default"/>
+      </w:rPr>
+    </w:lvl>
+    <w:lvl w:ilvl="1" w:tplc="0C0A0003" w:tentative="1">
+      <w:start w:val="1"/>
+      <w:numFmt w:val="bullet"/>
+      <w:lvlText w:val="o"/>
+      <w:lvlJc w:val="left"/>
+      <w:pPr>
+        <w:ind w:left="1440" w:hanging="360"/>
+      </w:pPr>
+      <w:rPr>
+        <w:rFonts w:ascii="Courier New" w:hAnsi="Courier New" w:cs="Courier New" w:hint="default"/>
+      </w:rPr>
+    </w:lvl>
+    <w:lvl w:ilvl="2" w:tplc="0C0A0005" w:tentative="1">
+      <w:start w:val="1"/>
+      <w:numFmt w:val="bullet"/>
+      <w:lvlText w:val=""/>
+      <w:lvlJc w:val="left"/>
+      <w:pPr>
+        <w:ind w:left="2160" w:hanging="360"/>
+      </w:pPr>
+      <w:rPr>
+        <w:rFonts w:ascii="Wingdings" w:hAnsi="Wingdings" w:hint="default"/>
+      </w:rPr>
+    </w:lvl>
+    <w:lvl w:ilvl="3" w:tplc="0C0A0001" w:tentative="1">
+      <w:start w:val="1"/>
+      <w:numFmt w:val="bullet"/>
+      <w:lvlText w:val=""/>
+      <w:lvlJc w:val="left"/>
+      <w:pPr>
+        <w:ind w:left="2880" w:hanging="360"/>
+      </w:pPr>
+      <w:rPr>
+        <w:rFonts w:ascii="Symbol" w:hAnsi="Symbol" w:hint="default"/>
+      </w:rPr>
+    </w:lvl>
+    <w:lvl w:ilvl="4" w:tplc="0C0A0003" w:tentative="1">
+      <w:start w:val="1"/>
+      <w:numFmt w:val="bullet"/>
+      <w:lvlText w:val="o"/>
+      <w:lvlJc w:val="left"/>
+      <w:pPr>
+        <w:ind w:left="3600" w:hanging="360"/>
+      </w:pPr>
+      <w:rPr>
+        <w:rFonts w:ascii="Courier New" w:hAnsi="Courier New" w:cs="Courier New" w:hint="default"/>
+      </w:rPr>
+    </w:lvl>
+    <w:lvl w:ilvl="5" w:tplc="0C0A0005" w:tentative="1">
+      <w:start w:val="1"/>
+      <w:numFmt w:val="bullet"/>
+      <w:lvlText w:val=""/>
+      <w:lvlJc w:val="left"/>
+      <w:pPr>
+        <w:ind w:left="4320" w:hanging="360"/>
+      </w:pPr>
+      <w:rPr>
+        <w:rFonts w:ascii="Wingdings" w:hAnsi="Wingdings" w:hint="default"/>
+      </w:rPr>
+    </w:lvl>
+    <w:lvl w:ilvl="6" w:tplc="0C0A0001" w:tentative="1">
+      <w:start w:val="1"/>
+      <w:numFmt w:val="bullet"/>
+      <w:lvlText w:val=""/>
+      <w:lvlJc w:val="left"/>
+      <w:pPr>
+        <w:ind w:left="5040" w:hanging="360"/>
+      </w:pPr>
+      <w:rPr>
+        <w:rFonts w:ascii="Symbol" w:hAnsi="Symbol" w:hint="default"/>
+      </w:rPr>
+    </w:lvl>
+    <w:lvl w:ilvl="7" w:tplc="0C0A0003" w:tentative="1">
+      <w:start w:val="1"/>
+      <w:numFmt w:val="bullet"/>
+      <w:lvlText w:val="o"/>
+      <w:lvlJc w:val="left"/>
+      <w:pPr>
+        <w:ind w:left="5760" w:hanging="360"/>
+      </w:pPr>
+      <w:rPr>
+        <w:rFonts w:ascii="Courier New" w:hAnsi="Courier New" w:cs="Courier New" w:hint="default"/>
+      </w:rPr>
+    </w:lvl>
+    <w:lvl w:ilvl="8" w:tplc="0C0A0005" w:tentative="1">
+      <w:start w:val="1"/>
+      <w:numFmt w:val="bullet"/>
+      <w:lvlText w:val=""/>
+      <w:lvlJc w:val="left"/>
+      <w:pPr>
+        <w:ind w:left="6480" w:hanging="360"/>
+      </w:pPr>
+      <w:rPr>
+        <w:rFonts w:ascii="Wingdings" w:hAnsi="Wingdings" w:hint="default"/>
+      </w:rPr>
+    </w:lvl>
+  </w:abstractNum>
+  <w:abstractNum w:abstractNumId="5">
+    <w:nsid w:val="605D110E"/>
+    <w:multiLevelType w:val="hybridMultilevel"/>
+    <w:tmpl w:val="10D887A4"/>
+    <w:lvl w:ilvl="0" w:tplc="0C0A0001">
+      <w:start w:val="1"/>
+      <w:numFmt w:val="bullet"/>
+      <w:lvlText w:val=""/>
+      <w:lvlJc w:val="left"/>
+      <w:pPr>
+        <w:ind w:left="720" w:hanging="360"/>
+      </w:pPr>
+      <w:rPr>
+        <w:rFonts w:ascii="Symbol" w:hAnsi="Symbol" w:hint="default"/>
+      </w:rPr>
+    </w:lvl>
+    <w:lvl w:ilvl="1" w:tplc="0C0A0003" w:tentative="1">
+      <w:start w:val="1"/>
+      <w:numFmt w:val="bullet"/>
+      <w:lvlText w:val="o"/>
+      <w:lvlJc w:val="left"/>
+      <w:pPr>
+        <w:ind w:left="1440" w:hanging="360"/>
+      </w:pPr>
+      <w:rPr>
+        <w:rFonts w:ascii="Courier New" w:hAnsi="Courier New" w:cs="Courier New" w:hint="default"/>
+      </w:rPr>
+    </w:lvl>
+    <w:lvl w:ilvl="2" w:tplc="0C0A0005" w:tentative="1">
+      <w:start w:val="1"/>
+      <w:numFmt w:val="bullet"/>
+      <w:lvlText w:val=""/>
+      <w:lvlJc w:val="left"/>
+      <w:pPr>
+        <w:ind w:left="2160" w:hanging="360"/>
+      </w:pPr>
+      <w:rPr>
+        <w:rFonts w:ascii="Wingdings" w:hAnsi="Wingdings" w:hint="default"/>
+      </w:rPr>
+    </w:lvl>
+    <w:lvl w:ilvl="3" w:tplc="0C0A0001" w:tentative="1">
+      <w:start w:val="1"/>
+      <w:numFmt w:val="bullet"/>
+      <w:lvlText w:val=""/>
+      <w:lvlJc w:val="left"/>
+      <w:pPr>
+        <w:ind w:left="2880" w:hanging="360"/>
+      </w:pPr>
+      <w:rPr>
+        <w:rFonts w:ascii="Symbol" w:hAnsi="Symbol" w:hint="default"/>
+      </w:rPr>
+    </w:lvl>
+    <w:lvl w:ilvl="4" w:tplc="0C0A0003" w:tentative="1">
+      <w:start w:val="1"/>
+      <w:numFmt w:val="bullet"/>
+      <w:lvlText w:val="o"/>
+      <w:lvlJc w:val="left"/>
+      <w:pPr>
+        <w:ind w:left="3600" w:hanging="360"/>
+      </w:pPr>
+      <w:rPr>
+        <w:rFonts w:ascii="Courier New" w:hAnsi="Courier New" w:cs="Courier New" w:hint="default"/>
+      </w:rPr>
+    </w:lvl>
+    <w:lvl w:ilvl="5" w:tplc="0C0A0005" w:tentative="1">
+      <w:start w:val="1"/>
+      <w:numFmt w:val="bullet"/>
+      <w:lvlText w:val=""/>
+      <w:lvlJc w:val="left"/>
+      <w:pPr>
+        <w:ind w:left="4320" w:hanging="360"/>
+      </w:pPr>
+      <w:rPr>
+        <w:rFonts w:ascii="Wingdings" w:hAnsi="Wingdings" w:hint="default"/>
+      </w:rPr>
+    </w:lvl>
+    <w:lvl w:ilvl="6" w:tplc="0C0A0001" w:tentative="1">
+      <w:start w:val="1"/>
+      <w:numFmt w:val="bullet"/>
+      <w:lvlText w:val=""/>
+      <w:lvlJc w:val="left"/>
+      <w:pPr>
+        <w:ind w:left="5040" w:hanging="360"/>
+      </w:pPr>
+      <w:rPr>
+        <w:rFonts w:ascii="Symbol" w:hAnsi="Symbol" w:hint="default"/>
+      </w:rPr>
+    </w:lvl>
+    <w:lvl w:ilvl="7" w:tplc="0C0A0003" w:tentative="1">
+      <w:start w:val="1"/>
+      <w:numFmt w:val="bullet"/>
+      <w:lvlText w:val="o"/>
+      <w:lvlJc w:val="left"/>
+      <w:pPr>
+        <w:ind w:left="5760" w:hanging="360"/>
+      </w:pPr>
+      <w:rPr>
+        <w:rFonts w:ascii="Courier New" w:hAnsi="Courier New" w:cs="Courier New" w:hint="default"/>
+      </w:rPr>
+    </w:lvl>
+    <w:lvl w:ilvl="8" w:tplc="0C0A0005" w:tentative="1">
+      <w:start w:val="1"/>
+      <w:numFmt w:val="bullet"/>
+      <w:lvlText w:val=""/>
+      <w:lvlJc w:val="left"/>
+      <w:pPr>
+        <w:ind w:left="6480" w:hanging="360"/>
+      </w:pPr>
+      <w:rPr>
+        <w:rFonts w:ascii="Wingdings" w:hAnsi="Wingdings" w:hint="default"/>
+      </w:rPr>
+    </w:lvl>
+  </w:abstractNum>
+  <w:abstractNum w:abstractNumId="6">
+    <w:nsid w:val="64752E4B"/>
+    <w:multiLevelType w:val="hybridMultilevel"/>
+    <w:tmpl w:val="6AA247C6"/>
+    <w:lvl w:ilvl="0" w:tplc="0C0A0001">
+      <w:start w:val="1"/>
+      <w:numFmt w:val="bullet"/>
+      <w:lvlText w:val=""/>
+      <w:lvlJc w:val="left"/>
+      <w:pPr>
+        <w:ind w:left="1080" w:hanging="360"/>
+      </w:pPr>
+      <w:rPr>
+        <w:rFonts w:ascii="Symbol" w:hAnsi="Symbol" w:hint="default"/>
+      </w:rPr>
+    </w:lvl>
+    <w:lvl w:ilvl="1" w:tplc="0C0A0003" w:tentative="1">
+      <w:start w:val="1"/>
+      <w:numFmt w:val="bullet"/>
+      <w:lvlText w:val="o"/>
+      <w:lvlJc w:val="left"/>
+      <w:pPr>
+        <w:ind w:left="1800" w:hanging="360"/>
+      </w:pPr>
+      <w:rPr>
+        <w:rFonts w:ascii="Courier New" w:hAnsi="Courier New" w:cs="Courier New" w:hint="default"/>
+      </w:rPr>
+    </w:lvl>
+    <w:lvl w:ilvl="2" w:tplc="0C0A0005" w:tentative="1">
+      <w:start w:val="1"/>
+      <w:numFmt w:val="bullet"/>
+      <w:lvlText w:val=""/>
+      <w:lvlJc w:val="left"/>
+      <w:pPr>
+        <w:ind w:left="2520" w:hanging="360"/>
+      </w:pPr>
+      <w:rPr>
+        <w:rFonts w:ascii="Wingdings" w:hAnsi="Wingdings" w:hint="default"/>
+      </w:rPr>
+    </w:lvl>
+    <w:lvl w:ilvl="3" w:tplc="0C0A0001" w:tentative="1">
+      <w:start w:val="1"/>
+      <w:numFmt w:val="bullet"/>
+      <w:lvlText w:val=""/>
+      <w:lvlJc w:val="left"/>
+      <w:pPr>
+        <w:ind w:left="3240" w:hanging="360"/>
+      </w:pPr>
+      <w:rPr>
+        <w:rFonts w:ascii="Symbol" w:hAnsi="Symbol" w:hint="default"/>
+      </w:rPr>
+    </w:lvl>
+    <w:lvl w:ilvl="4" w:tplc="0C0A0003" w:tentative="1">
+      <w:start w:val="1"/>
+      <w:numFmt w:val="bullet"/>
+      <w:lvlText w:val="o"/>
+      <w:lvlJc w:val="left"/>
+      <w:pPr>
+        <w:ind w:left="3960" w:hanging="360"/>
+      </w:pPr>
+      <w:rPr>
+        <w:rFonts w:ascii="Courier New" w:hAnsi="Courier New" w:cs="Courier New" w:hint="default"/>
+      </w:rPr>
+    </w:lvl>
+    <w:lvl w:ilvl="5" w:tplc="0C0A0005" w:tentative="1">
+      <w:start w:val="1"/>
+      <w:numFmt w:val="bullet"/>
+      <w:lvlText w:val=""/>
+      <w:lvlJc w:val="left"/>
+      <w:pPr>
+        <w:ind w:left="4680" w:hanging="360"/>
+      </w:pPr>
+      <w:rPr>
+        <w:rFonts w:ascii="Wingdings" w:hAnsi="Wingdings" w:hint="default"/>
+      </w:rPr>
+    </w:lvl>
+    <w:lvl w:ilvl="6" w:tplc="0C0A0001" w:tentative="1">
+      <w:start w:val="1"/>
+      <w:numFmt w:val="bullet"/>
+      <w:lvlText w:val=""/>
+      <w:lvlJc w:val="left"/>
+      <w:pPr>
+        <w:ind w:left="5400" w:hanging="360"/>
+      </w:pPr>
+      <w:rPr>
+        <w:rFonts w:ascii="Symbol" w:hAnsi="Symbol" w:hint="default"/>
+      </w:rPr>
+    </w:lvl>
+    <w:lvl w:ilvl="7" w:tplc="0C0A0003" w:tentative="1">
+      <w:start w:val="1"/>
+      <w:numFmt w:val="bullet"/>
+      <w:lvlText w:val="o"/>
+      <w:lvlJc w:val="left"/>
+      <w:pPr>
+        <w:ind w:left="6120" w:hanging="360"/>
+      </w:pPr>
+      <w:rPr>
+        <w:rFonts w:ascii="Courier New" w:hAnsi="Courier New" w:cs="Courier New" w:hint="default"/>
+      </w:rPr>
+    </w:lvl>
+    <w:lvl w:ilvl="8" w:tplc="0C0A0005" w:tentative="1">
+      <w:start w:val="1"/>
+      <w:numFmt w:val="bullet"/>
+      <w:lvlText w:val=""/>
+      <w:lvlJc w:val="left"/>
+      <w:pPr>
+        <w:ind w:left="6840" w:hanging="360"/>
+      </w:pPr>
+      <w:rPr>
+        <w:rFonts w:ascii="Wingdings" w:hAnsi="Wingdings" w:hint="default"/>
+      </w:rPr>
+    </w:lvl>
+  </w:abstractNum>
+  <w:abstractNum w:abstractNumId="7">
+    <w:nsid w:val="75D83F8C"/>
+    <w:multiLevelType w:val="hybridMultilevel"/>
+    <w:tmpl w:val="500A204A"/>
+    <w:lvl w:ilvl="0" w:tplc="594C46B0">
+      <w:start w:val="4"/>
+      <w:numFmt w:val="bullet"/>
+      <w:lvlText w:val="-"/>
+      <w:lvlJc w:val="left"/>
+      <w:pPr>
+        <w:ind w:left="720" w:hanging="360"/>
+      </w:pPr>
+      <w:rPr>
+        <w:rFonts w:ascii="Calibri" w:eastAsiaTheme="minorEastAsia" w:hAnsi="Calibri" w:cs="Calibri" w:hint="default"/>
+      </w:rPr>
+    </w:lvl>
+    <w:lvl w:ilvl="1" w:tplc="0C0A0003">
+      <w:start w:val="1"/>
+      <w:numFmt w:val="bullet"/>
+      <w:lvlText w:val="o"/>
+      <w:lvlJc w:val="left"/>
+      <w:pPr>
+        <w:ind w:left="1440" w:hanging="360"/>
+      </w:pPr>
+      <w:rPr>
+        <w:rFonts w:ascii="Courier New" w:hAnsi="Courier New" w:cs="Courier New" w:hint="default"/>
+      </w:rPr>
+    </w:lvl>
+    <w:lvl w:ilvl="2" w:tplc="0C0A0005" w:tentative="1">
+      <w:start w:val="1"/>
+      <w:numFmt w:val="bullet"/>
+      <w:lvlText w:val=""/>
+      <w:lvlJc w:val="left"/>
+      <w:pPr>
+        <w:ind w:left="2160" w:hanging="360"/>
+      </w:pPr>
+      <w:rPr>
+        <w:rFonts w:ascii="Wingdings" w:hAnsi="Wingdings" w:hint="default"/>
+      </w:rPr>
+    </w:lvl>
+    <w:lvl w:ilvl="3" w:tplc="0C0A0001" w:tentative="1">
+      <w:start w:val="1"/>
+      <w:numFmt w:val="bullet"/>
+      <w:lvlText w:val=""/>
+      <w:lvlJc w:val="left"/>
+      <w:pPr>
+        <w:ind w:left="2880" w:hanging="360"/>
+      </w:pPr>
+      <w:rPr>
+        <w:rFonts w:ascii="Symbol" w:hAnsi="Symbol" w:hint="default"/>
+      </w:rPr>
+    </w:lvl>
+    <w:lvl w:ilvl="4" w:tplc="0C0A0003" w:tentative="1">
+      <w:start w:val="1"/>
+      <w:numFmt w:val="bullet"/>
+      <w:lvlText w:val="o"/>
+      <w:lvlJc w:val="left"/>
+      <w:pPr>
+        <w:ind w:left="3600" w:hanging="360"/>
+      </w:pPr>
+      <w:rPr>
+        <w:rFonts w:ascii="Courier New" w:hAnsi="Courier New" w:cs="Courier New" w:hint="default"/>
+      </w:rPr>
+    </w:lvl>
+    <w:lvl w:ilvl="5" w:tplc="0C0A0005" w:tentative="1">
+      <w:start w:val="1"/>
+      <w:numFmt w:val="bullet"/>
+      <w:lvlText w:val=""/>
+      <w:lvlJc w:val="left"/>
+      <w:pPr>
+        <w:ind w:left="4320" w:hanging="360"/>
+      </w:pPr>
+      <w:rPr>
+        <w:rFonts w:ascii="Wingdings" w:hAnsi="Wingdings" w:hint="default"/>
+      </w:rPr>
+    </w:lvl>
+    <w:lvl w:ilvl="6" w:tplc="0C0A0001" w:tentative="1">
+      <w:start w:val="1"/>
+      <w:numFmt w:val="bullet"/>
+      <w:lvlText w:val=""/>
+      <w:lvlJc w:val="left"/>
+      <w:pPr>
+        <w:ind w:left="5040" w:hanging="360"/>
+      </w:pPr>
+      <w:rPr>
+        <w:rFonts w:ascii="Symbol" w:hAnsi="Symbol" w:hint="default"/>
+      </w:rPr>
+    </w:lvl>
+    <w:lvl w:ilvl="7" w:tplc="0C0A0003" w:tentative="1">
+      <w:start w:val="1"/>
+      <w:numFmt w:val="bullet"/>
+      <w:lvlText w:val="o"/>
+      <w:lvlJc w:val="left"/>
+      <w:pPr>
+        <w:ind w:left="5760" w:hanging="360"/>
+      </w:pPr>
+      <w:rPr>
+        <w:rFonts w:ascii="Courier New" w:hAnsi="Courier New" w:cs="Courier New" w:hint="default"/>
+      </w:rPr>
+    </w:lvl>
+    <w:lvl w:ilvl="8" w:tplc="0C0A0005" w:tentative="1">
+      <w:start w:val="1"/>
+      <w:numFmt w:val="bullet"/>
+      <w:lvlText w:val=""/>
+      <w:lvlJc w:val="left"/>
+      <w:pPr>
+        <w:ind w:left="6480" w:hanging="360"/>
+      </w:pPr>
+      <w:rPr>
+        <w:rFonts w:ascii="Wingdings" w:hAnsi="Wingdings" w:hint="default"/>
+      </w:rPr>
+    </w:lvl>
+  </w:abstractNum>
   <w:num w:numId="1">
-    <w:abstractNumId w:val="4"/>
+    <w:abstractNumId w:val="3"/>
   </w:num>
   <w:num w:numId="2">
     <w:abstractNumId w:val="0"/>
   </w:num>
   <w:num w:numId="3">
+    <w:abstractNumId w:val="2"/>
+  </w:num>
+  <w:num w:numId="4">
     <w:abstractNumId w:val="1"/>
   </w:num>
-  <w:num w:numId="4">
-    <w:abstractNumId w:val="2"/>
+  <w:num w:numId="5">
+    <w:abstractNumId w:val="5"/>
   </w:num>
-  <w:num w:numId="5">
-    <w:abstractNumId w:val="3"/>
+  <w:num w:numId="6">
+    <w:abstractNumId w:val="7"/>
+  </w:num>
+  <w:num w:numId="7">
+    <w:abstractNumId w:val="6"/>
+  </w:num>
+  <w:num w:numId="8">
+    <w:abstractNumId w:val="4"/>
   </w:num>
 </w:numbering>
 </file>
@@ -1546,6 +1905,36 @@
       <w:contextualSpacing/>
     </w:pPr>
   </w:style>
+  <w:style w:type="paragraph" w:styleId="Textodeglobo">
+    <w:name w:val="Balloon Text"/>
+    <w:basedOn w:val="Normal"/>
+    <w:link w:val="TextodegloboCar"/>
+    <w:uiPriority w:val="99"/>
+    <w:semiHidden/>
+    <w:unhideWhenUsed/>
+    <w:rsid w:val="00CF4059"/>
+    <w:pPr>
+      <w:spacing w:after="0" w:line="240" w:lineRule="auto"/>
+    </w:pPr>
+    <w:rPr>
+      <w:rFonts w:ascii="Tahoma" w:hAnsi="Tahoma" w:cs="Tahoma"/>
+      <w:sz w:val="16"/>
+      <w:szCs w:val="16"/>
+    </w:rPr>
+  </w:style>
+  <w:style w:type="character" w:customStyle="1" w:styleId="TextodegloboCar">
+    <w:name w:val="Texto de globo Car"/>
+    <w:basedOn w:val="Fuentedeprrafopredeter"/>
+    <w:link w:val="Textodeglobo"/>
+    <w:uiPriority w:val="99"/>
+    <w:semiHidden/>
+    <w:rsid w:val="00CF4059"/>
+    <w:rPr>
+      <w:rFonts w:ascii="Tahoma" w:hAnsi="Tahoma" w:cs="Tahoma"/>
+      <w:sz w:val="16"/>
+      <w:szCs w:val="16"/>
+    </w:rPr>
+  </w:style>
 </w:styles>
 </file>
 
@@ -1746,6 +2135,36 @@
       <w:ind w:left="720"/>
       <w:contextualSpacing/>
     </w:pPr>
+  </w:style>
+  <w:style w:type="paragraph" w:styleId="Textodeglobo">
+    <w:name w:val="Balloon Text"/>
+    <w:basedOn w:val="Normal"/>
+    <w:link w:val="TextodegloboCar"/>
+    <w:uiPriority w:val="99"/>
+    <w:semiHidden/>
+    <w:unhideWhenUsed/>
+    <w:rsid w:val="00CF4059"/>
+    <w:pPr>
+      <w:spacing w:after="0" w:line="240" w:lineRule="auto"/>
+    </w:pPr>
+    <w:rPr>
+      <w:rFonts w:ascii="Tahoma" w:hAnsi="Tahoma" w:cs="Tahoma"/>
+      <w:sz w:val="16"/>
+      <w:szCs w:val="16"/>
+    </w:rPr>
+  </w:style>
+  <w:style w:type="character" w:customStyle="1" w:styleId="TextodegloboCar">
+    <w:name w:val="Texto de globo Car"/>
+    <w:basedOn w:val="Fuentedeprrafopredeter"/>
+    <w:link w:val="Textodeglobo"/>
+    <w:uiPriority w:val="99"/>
+    <w:semiHidden/>
+    <w:rsid w:val="00CF4059"/>
+    <w:rPr>
+      <w:rFonts w:ascii="Tahoma" w:hAnsi="Tahoma" w:cs="Tahoma"/>
+      <w:sz w:val="16"/>
+      <w:szCs w:val="16"/>
+    </w:rPr>
   </w:style>
 </w:styles>
 </file>
@@ -2038,7 +2457,7 @@
 </file>
 
 <file path=customXml/itemProps1.xml><?xml version="1.0" encoding="utf-8"?>
-<ds:datastoreItem xmlns:ds="http://schemas.openxmlformats.org/officeDocument/2006/customXml" ds:itemID="{259899CF-D616-4AE7-95E7-0F6DDE9909E5}">
+<ds:datastoreItem xmlns:ds="http://schemas.openxmlformats.org/officeDocument/2006/customXml" ds:itemID="{CF882855-8779-43B7-8C20-9C3B8248F783}">
   <ds:schemaRefs>
     <ds:schemaRef ds:uri="http://schemas.openxmlformats.org/officeDocument/2006/bibliography"/>
   </ds:schemaRefs>
